--- a/Fase 1/Evidencias Individuales/Gabriel_Gonzalez_1.2_APT122_DiarioReflexionFase1.docx
+++ b/Fase 1/Evidencias Individuales/Gabriel_Gonzalez_1.2_APT122_DiarioReflexionFase1.docx
@@ -70,12 +70,12 @@
                 <wp:inline distB="0" distT="0" distL="0" distR="0">
                   <wp:extent cx="393640" cy="444500"/>
                   <wp:effectExtent b="0" l="0" r="0" t="0"/>
-                  <wp:docPr id="17580" name="image1.png"/>
+                  <wp:docPr id="17580" name="image4.png"/>
                   <a:graphic>
                     <a:graphicData uri="http://schemas.openxmlformats.org/drawingml/2006/picture">
                       <pic:pic>
                         <pic:nvPicPr>
-                          <pic:cNvPr id="0" name="image1.png"/>
+                          <pic:cNvPr id="0" name="image4.png"/>
                           <pic:cNvPicPr preferRelativeResize="0"/>
                         </pic:nvPicPr>
                         <pic:blipFill>
@@ -916,7 +916,24 @@
                 <w:szCs w:val="20"/>
                 <w:rtl w:val="0"/>
               </w:rPr>
-              <w:t xml:space="preserve">Considero que tengo más desarrolladas y me siento más seguro aplicando las competencias relacionadas con Análisis de Requerimientos, Modelado de Bases de Datos, Programación Backend con Python y Django, Arquitectura de Software, Gestión de Proyectos con Scrum y Calidad de Software. En el proyecto Punto Participa intentaré aplicar todas estas competencias: he participado en reuniones con el Punto Estudiantil para definir requisitos, ayudare en el diseño del esquema de base de datos en PostgreSQL, trabajaré en el backend con Django, he definido la arquitectura de tres capas del sistema, estaré coordinando al equipo aplicando Scrum y estebleceremos criterios de aceptación para cada funcionalidad.</w:t>
+              <w:t xml:space="preserve">Considero que tengo más desarrolladas y me siento más seguro aplicando las competencias relacionadas con </w:t>
+            </w:r>
+            <w:r>
+              <w:rPr>
+                <w:color w:val="38761d"/>
+                <w:sz w:val="20"/>
+                <w:szCs w:val="20"/>
+                <w:rtl w:val="0"/>
+              </w:rPr>
+              <w:t xml:space="preserve">Análisis de Requerimientos, Modelado de Bases de Datos, Programación Backend con Python y Django, Arquitectura de Software, Gestión de Proyectos con Scrum y Calidad de Software</w:t>
+            </w:r>
+            <w:r>
+              <w:rPr>
+                <w:sz w:val="20"/>
+                <w:szCs w:val="20"/>
+                <w:rtl w:val="0"/>
+              </w:rPr>
+              <w:t xml:space="preserve">. En el proyecto Punto Participa intentaré aplicar todas estas competencias: he participado en reuniones con el Punto Estudiantil para definir requisitos, ayudare en el diseño del esquema de base de datos en PostgreSQL, trabajaré en el backend con Django, he definido la arquitectura de tres capas del sistema, estaré coordinando al equipo aplicando Scrum y estebleceremos criterios de aceptación para cada funcionalidad.</w:t>
             </w:r>
           </w:p>
           <w:p>
@@ -984,7 +1001,41 @@
                 <w:szCs w:val="20"/>
                 <w:rtl w:val="0"/>
               </w:rPr>
-              <w:t xml:space="preserve">En cambio, reconozco que el Diseño de Prototipos y Frontend no es mi área más fuerte. Si bien entiendo su importancia para la experiencia de usuario, prefiero enfocarme en la lógica y funcionalidad del sistema. También el Cloud Computing es un área en la que tengo conocimientos básicos, pero me falta experiencia práctica en despliegue de aplicaciones en producción, por lo que es una competencia que requiero fortalecer.</w:t>
+              <w:t xml:space="preserve">En cambio, reconozco que el </w:t>
+            </w:r>
+            <w:r>
+              <w:rPr>
+                <w:color w:val="ff0000"/>
+                <w:sz w:val="20"/>
+                <w:szCs w:val="20"/>
+                <w:rtl w:val="0"/>
+              </w:rPr>
+              <w:t xml:space="preserve">Diseño de Prototipos y Frontend</w:t>
+            </w:r>
+            <w:r>
+              <w:rPr>
+                <w:sz w:val="20"/>
+                <w:szCs w:val="20"/>
+                <w:rtl w:val="0"/>
+              </w:rPr>
+              <w:t xml:space="preserve"> no es mi área más fuerte. Si bien entiendo su importancia para la experiencia de usuario, prefiero enfocarme en la lógica y funcionalidad del sistema. También el </w:t>
+            </w:r>
+            <w:r>
+              <w:rPr>
+                <w:color w:val="ff0000"/>
+                <w:sz w:val="20"/>
+                <w:szCs w:val="20"/>
+                <w:rtl w:val="0"/>
+              </w:rPr>
+              <w:t xml:space="preserve">Cloud Computing</w:t>
+            </w:r>
+            <w:r>
+              <w:rPr>
+                <w:sz w:val="20"/>
+                <w:szCs w:val="20"/>
+                <w:rtl w:val="0"/>
+              </w:rPr>
+              <w:t xml:space="preserve"> es un área en la que tengo conocimientos básicos, pero me falta experiencia práctica en despliegue de aplicaciones en producción, por lo que es una competencia que requiero fortalecer.</w:t>
             </w:r>
             <w:r>
               <w:rPr>
@@ -2398,12 +2449,12 @@
               <wp:inline distB="0" distT="0" distL="0" distR="0">
                 <wp:extent cx="1996440" cy="428625"/>
                 <wp:effectExtent b="0" l="0" r="0" t="0"/>
-                <wp:docPr descr="http://www.duoc.cl/normasgraficas/normasgraficas/marca-duoc/6logo-fondo-transparente/fondo-transparente.png" id="17582" name="image4.png"/>
+                <wp:docPr descr="http://www.duoc.cl/normasgraficas/normasgraficas/marca-duoc/6logo-fondo-transparente/fondo-transparente.png" id="17582" name="image1.png"/>
                 <a:graphic>
                   <a:graphicData uri="http://schemas.openxmlformats.org/drawingml/2006/picture">
                     <pic:pic>
                       <pic:nvPicPr>
-                        <pic:cNvPr descr="http://www.duoc.cl/normasgraficas/normasgraficas/marca-duoc/6logo-fondo-transparente/fondo-transparente.png" id="0" name="image4.png"/>
+                        <pic:cNvPr descr="http://www.duoc.cl/normasgraficas/normasgraficas/marca-duoc/6logo-fondo-transparente/fondo-transparente.png" id="0" name="image1.png"/>
                         <pic:cNvPicPr preferRelativeResize="0"/>
                       </pic:nvPicPr>
                       <pic:blipFill>
@@ -2589,12 +2640,12 @@
               <wp:inline distB="0" distT="0" distL="0" distR="0">
                 <wp:extent cx="363448" cy="578253"/>
                 <wp:effectExtent b="0" l="0" r="0" t="0"/>
-                <wp:docPr id="17581" name="image3.png"/>
+                <wp:docPr id="17581" name="image2.png"/>
                 <a:graphic>
                   <a:graphicData uri="http://schemas.openxmlformats.org/drawingml/2006/picture">
                     <pic:pic>
                       <pic:nvPicPr>
-                        <pic:cNvPr id="0" name="image3.png"/>
+                        <pic:cNvPr id="0" name="image2.png"/>
                         <pic:cNvPicPr preferRelativeResize="0"/>
                       </pic:nvPicPr>
                       <pic:blipFill>
@@ -2745,12 +2796,12 @@
               <wp:inline distB="0" distT="0" distL="0" distR="0">
                 <wp:extent cx="1908834" cy="470407"/>
                 <wp:effectExtent b="0" l="0" r="0" t="0"/>
-                <wp:docPr id="17583" name="image2.png"/>
+                <wp:docPr id="17583" name="image3.png"/>
                 <a:graphic>
                   <a:graphicData uri="http://schemas.openxmlformats.org/drawingml/2006/picture">
                     <pic:pic>
                       <pic:nvPicPr>
-                        <pic:cNvPr id="0" name="image2.png"/>
+                        <pic:cNvPr id="0" name="image3.png"/>
                         <pic:cNvPicPr preferRelativeResize="0"/>
                       </pic:nvPicPr>
                       <pic:blipFill>
